--- a/extra/report/No.課題2_テストケース.docx.docx
+++ b/extra/report/No.課題2_テストケース.docx.docx
@@ -211,10 +211,26 @@
             <w:pPr>
               <w:snapToGrid w:val="0"/>
               <w:rPr>
-                <w:rFonts w:ascii="游ゴシック" w:eastAsia="游ゴシック" w:hAnsi="游ゴシック" w:hint="eastAsia"/>
-                <w:sz w:val="20"/>
-              </w:rPr>
-            </w:pPr>
+                <w:rFonts w:ascii="游ゴシック" w:eastAsia="游ゴシック" w:hAnsi="游ゴシック"/>
+                <w:sz w:val="20"/>
+              </w:rPr>
+            </w:pPr>
+          </w:p>
+          <w:p>
+            <w:pPr>
+              <w:snapToGrid w:val="0"/>
+              <w:rPr>
+                <w:rFonts w:ascii="游ゴシック" w:eastAsia="游ゴシック" w:hAnsi="游ゴシック"/>
+                <w:sz w:val="20"/>
+              </w:rPr>
+            </w:pPr>
+            <w:r>
+              <w:rPr>
+                <w:rFonts w:ascii="游ゴシック" w:eastAsia="游ゴシック" w:hAnsi="游ゴシック" w:hint="eastAsia"/>
+                <w:sz w:val="20"/>
+              </w:rPr>
+              <w:t>・</w:t>
+            </w:r>
             <w:r>
               <w:rPr>
                 <w:rFonts w:ascii="游ゴシック" w:eastAsia="游ゴシック" w:hAnsi="游ゴシック" w:hint="eastAsia"/>
@@ -223,6 +239,58 @@
               <w:t>管理者アカウントでログイン済み</w:t>
             </w:r>
           </w:p>
+          <w:p>
+            <w:pPr>
+              <w:snapToGrid w:val="0"/>
+              <w:ind w:left="200" w:hangingChars="100" w:hanging="200"/>
+              <w:rPr>
+                <w:rFonts w:ascii="游ゴシック" w:eastAsia="游ゴシック" w:hAnsi="游ゴシック" w:hint="eastAsia"/>
+                <w:sz w:val="20"/>
+              </w:rPr>
+            </w:pPr>
+            <w:r>
+              <w:rPr>
+                <w:rFonts w:ascii="游ゴシック" w:eastAsia="游ゴシック" w:hAnsi="游ゴシック" w:hint="eastAsia"/>
+                <w:sz w:val="20"/>
+              </w:rPr>
+              <w:t>・データーベースに</w:t>
+            </w:r>
+            <w:r>
+              <w:rPr>
+                <w:rFonts w:ascii="游ゴシック" w:eastAsia="游ゴシック" w:hAnsi="游ゴシック" w:hint="eastAsia"/>
+                <w:sz w:val="20"/>
+              </w:rPr>
+              <w:t>登録済みの</w:t>
+            </w:r>
+            <w:r>
+              <w:rPr>
+                <w:rFonts w:ascii="游ゴシック" w:eastAsia="游ゴシック" w:hAnsi="游ゴシック" w:hint="eastAsia"/>
+                <w:sz w:val="20"/>
+              </w:rPr>
+              <w:t>ユーザー情報が</w:t>
+            </w:r>
+            <w:r>
+              <w:rPr>
+                <w:rFonts w:ascii="游ゴシック" w:eastAsia="游ゴシック" w:hAnsi="游ゴシック" w:hint="eastAsia"/>
+                <w:sz w:val="20"/>
+              </w:rPr>
+              <w:t>表示</w:t>
+            </w:r>
+            <w:r>
+              <w:rPr>
+                <w:rFonts w:ascii="游ゴシック" w:eastAsia="游ゴシック" w:hAnsi="游ゴシック" w:hint="eastAsia"/>
+                <w:sz w:val="20"/>
+              </w:rPr>
+              <w:t>され</w:t>
+            </w:r>
+            <w:r>
+              <w:rPr>
+                <w:rFonts w:ascii="游ゴシック" w:eastAsia="游ゴシック" w:hAnsi="游ゴシック" w:hint="eastAsia"/>
+                <w:sz w:val="20"/>
+              </w:rPr>
+              <w:t>る</w:t>
+            </w:r>
+          </w:p>
         </w:tc>
         <w:tc>
           <w:tcPr>
@@ -232,11 +300,19 @@
           <w:p>
             <w:pPr>
               <w:snapToGrid w:val="0"/>
-              <w:rPr>
-                <w:rFonts w:ascii="游ゴシック" w:eastAsia="游ゴシック" w:hAnsi="游ゴシック" w:hint="eastAsia"/>
-                <w:sz w:val="20"/>
-              </w:rPr>
-            </w:pPr>
+              <w:ind w:left="200" w:hangingChars="100" w:hanging="200"/>
+              <w:rPr>
+                <w:rFonts w:ascii="游ゴシック" w:eastAsia="游ゴシック" w:hAnsi="游ゴシック"/>
+                <w:sz w:val="20"/>
+              </w:rPr>
+            </w:pPr>
+            <w:r>
+              <w:rPr>
+                <w:rFonts w:ascii="游ゴシック" w:eastAsia="游ゴシック" w:hAnsi="游ゴシック" w:hint="eastAsia"/>
+                <w:sz w:val="20"/>
+              </w:rPr>
+              <w:t>・</w:t>
+            </w:r>
             <w:r>
               <w:rPr>
                 <w:rFonts w:ascii="游ゴシック" w:eastAsia="游ゴシック" w:hAnsi="游ゴシック" w:hint="eastAsia"/>
@@ -270,7 +346,45 @@
                 <w:rFonts w:ascii="游ゴシック" w:eastAsia="游ゴシック" w:hAnsi="游ゴシック" w:hint="eastAsia"/>
                 <w:sz w:val="20"/>
               </w:rPr>
-              <w:t>と加入者情報管理をクリックして加入者情報管理画面に入れる</w:t>
+              <w:t>場合、</w:t>
+            </w:r>
+            <w:r>
+              <w:rPr>
+                <w:rFonts w:ascii="游ゴシック" w:eastAsia="游ゴシック" w:hAnsi="游ゴシック" w:hint="eastAsia"/>
+                <w:sz w:val="20"/>
+              </w:rPr>
+              <w:t>加入者情管理をクリックして加入者情報管理画面に入れる</w:t>
+            </w:r>
+          </w:p>
+          <w:p>
+            <w:pPr>
+              <w:snapToGrid w:val="0"/>
+              <w:ind w:left="200" w:hangingChars="100" w:hanging="200"/>
+              <w:rPr>
+                <w:rFonts w:ascii="游ゴシック" w:eastAsia="游ゴシック" w:hAnsi="游ゴシック" w:hint="eastAsia"/>
+                <w:sz w:val="20"/>
+              </w:rPr>
+            </w:pPr>
+            <w:r>
+              <w:rPr>
+                <w:rFonts w:ascii="游ゴシック" w:eastAsia="游ゴシック" w:hAnsi="游ゴシック" w:hint="eastAsia"/>
+                <w:sz w:val="20"/>
+              </w:rPr>
+              <w:t>・</w:t>
+            </w:r>
+            <w:r>
+              <w:rPr>
+                <w:rFonts w:ascii="游ゴシック" w:eastAsia="游ゴシック" w:hAnsi="游ゴシック" w:hint="eastAsia"/>
+                <w:sz w:val="20"/>
+              </w:rPr>
+              <w:t>登録済みのユーザー情報は</w:t>
+            </w:r>
+            <w:r>
+              <w:rPr>
+                <w:rFonts w:ascii="游ゴシック" w:eastAsia="游ゴシック" w:hAnsi="游ゴシック" w:hint="eastAsia"/>
+                <w:sz w:val="20"/>
+              </w:rPr>
+              <w:t>テスト結果表の前提条件を参照</w:t>
             </w:r>
           </w:p>
         </w:tc>
@@ -347,6 +461,789 @@
                 <w:sz w:val="20"/>
               </w:rPr>
             </w:pPr>
+          </w:p>
+        </w:tc>
+      </w:tr>
+      <w:tr>
+        <w:trPr>
+          <w:trHeight w:val="1144"/>
+        </w:trPr>
+        <w:tc>
+          <w:tcPr>
+            <w:tcW w:w="1050" w:type="dxa"/>
+            <w:vAlign w:val="center"/>
+          </w:tcPr>
+          <w:p>
+            <w:pPr>
+              <w:snapToGrid w:val="0"/>
+              <w:jc w:val="center"/>
+              <w:rPr>
+                <w:rFonts w:ascii="游ゴシック" w:eastAsia="游ゴシック" w:hAnsi="游ゴシック"/>
+                <w:sz w:val="20"/>
+              </w:rPr>
+            </w:pPr>
+            <w:r>
+              <w:rPr>
+                <w:rFonts w:ascii="游ゴシック" w:eastAsia="游ゴシック" w:hAnsi="游ゴシック" w:hint="eastAsia"/>
+                <w:sz w:val="20"/>
+              </w:rPr>
+              <w:t>1</w:t>
+            </w:r>
+          </w:p>
+        </w:tc>
+        <w:tc>
+          <w:tcPr>
+            <w:tcW w:w="5355" w:type="dxa"/>
+            <w:vAlign w:val="center"/>
+          </w:tcPr>
+          <w:p>
+            <w:pPr>
+              <w:snapToGrid w:val="0"/>
+              <w:rPr>
+                <w:rFonts w:ascii="游ゴシック" w:eastAsia="游ゴシック" w:hAnsi="游ゴシック"/>
+                <w:sz w:val="20"/>
+              </w:rPr>
+            </w:pPr>
+            <w:r>
+              <w:rPr>
+                <w:rFonts w:ascii="游ゴシック" w:eastAsia="游ゴシック" w:hAnsi="游ゴシック" w:hint="eastAsia"/>
+                <w:sz w:val="20"/>
+              </w:rPr>
+              <w:t>「メールアドレス」「氏名」両方空欄で検索ボタン押下</w:t>
+            </w:r>
+          </w:p>
+        </w:tc>
+        <w:tc>
+          <w:tcPr>
+            <w:tcW w:w="4935" w:type="dxa"/>
+            <w:vAlign w:val="center"/>
+          </w:tcPr>
+          <w:p>
+            <w:pPr>
+              <w:snapToGrid w:val="0"/>
+              <w:rPr>
+                <w:rFonts w:ascii="游ゴシック" w:eastAsia="游ゴシック" w:hAnsi="游ゴシック"/>
+                <w:sz w:val="20"/>
+              </w:rPr>
+            </w:pPr>
+            <w:r>
+              <w:rPr>
+                <w:rFonts w:ascii="游ゴシック" w:eastAsia="游ゴシック" w:hAnsi="游ゴシック" w:hint="eastAsia"/>
+                <w:sz w:val="20"/>
+              </w:rPr>
+              <w:t>「メールアドレス」「氏名」両方空欄で検索ボタン押下したときに存在するユーザー情報が全件取得されて表示される</w:t>
+            </w:r>
+          </w:p>
+        </w:tc>
+        <w:tc>
+          <w:tcPr>
+            <w:tcW w:w="1050" w:type="dxa"/>
+            <w:vAlign w:val="center"/>
+          </w:tcPr>
+          <w:p>
+            <w:pPr>
+              <w:snapToGrid w:val="0"/>
+              <w:jc w:val="center"/>
+              <w:rPr>
+                <w:rFonts w:ascii="游ゴシック" w:eastAsia="游ゴシック" w:hAnsi="游ゴシック" w:hint="eastAsia"/>
+                <w:sz w:val="20"/>
+              </w:rPr>
+            </w:pPr>
+            <w:r>
+              <w:rPr>
+                <w:rFonts w:ascii="游ゴシック" w:eastAsia="游ゴシック" w:hAnsi="游ゴシック" w:hint="eastAsia"/>
+                <w:sz w:val="20"/>
+              </w:rPr>
+              <w:t>8/12</w:t>
+            </w:r>
+          </w:p>
+        </w:tc>
+        <w:tc>
+          <w:tcPr>
+            <w:tcW w:w="945" w:type="dxa"/>
+            <w:vAlign w:val="center"/>
+          </w:tcPr>
+          <w:p>
+            <w:pPr>
+              <w:snapToGrid w:val="0"/>
+              <w:jc w:val="center"/>
+              <w:rPr>
+                <w:rFonts w:ascii="游ゴシック" w:eastAsia="游ゴシック" w:hAnsi="游ゴシック" w:hint="eastAsia"/>
+                <w:sz w:val="20"/>
+              </w:rPr>
+            </w:pPr>
+            <w:r>
+              <w:rPr>
+                <w:rFonts w:ascii="游ゴシック" w:eastAsia="游ゴシック" w:hAnsi="游ゴシック" w:hint="eastAsia"/>
+                <w:sz w:val="20"/>
+              </w:rPr>
+              <w:t>O</w:t>
+            </w:r>
+            <w:r>
+              <w:rPr>
+                <w:rFonts w:ascii="游ゴシック" w:eastAsia="游ゴシック" w:hAnsi="游ゴシック"/>
+                <w:sz w:val="20"/>
+              </w:rPr>
+              <w:t>K</w:t>
+            </w:r>
+          </w:p>
+        </w:tc>
+        <w:tc>
+          <w:tcPr>
+            <w:tcW w:w="2310" w:type="dxa"/>
+            <w:vAlign w:val="center"/>
+          </w:tcPr>
+          <w:p>
+            <w:pPr>
+              <w:snapToGrid w:val="0"/>
+              <w:rPr>
+                <w:rFonts w:ascii="游ゴシック" w:eastAsia="游ゴシック" w:hAnsi="游ゴシック"/>
+                <w:sz w:val="20"/>
+              </w:rPr>
+            </w:pPr>
+          </w:p>
+        </w:tc>
+      </w:tr>
+      <w:tr>
+        <w:trPr>
+          <w:trHeight w:val="1144"/>
+        </w:trPr>
+        <w:tc>
+          <w:tcPr>
+            <w:tcW w:w="1050" w:type="dxa"/>
+            <w:vAlign w:val="center"/>
+          </w:tcPr>
+          <w:p>
+            <w:pPr>
+              <w:snapToGrid w:val="0"/>
+              <w:jc w:val="center"/>
+              <w:rPr>
+                <w:rFonts w:ascii="游ゴシック" w:eastAsia="游ゴシック" w:hAnsi="游ゴシック"/>
+                <w:sz w:val="20"/>
+              </w:rPr>
+            </w:pPr>
+            <w:r>
+              <w:rPr>
+                <w:rFonts w:ascii="游ゴシック" w:eastAsia="游ゴシック" w:hAnsi="游ゴシック" w:hint="eastAsia"/>
+                <w:sz w:val="20"/>
+              </w:rPr>
+              <w:t>2</w:t>
+            </w:r>
+          </w:p>
+        </w:tc>
+        <w:tc>
+          <w:tcPr>
+            <w:tcW w:w="5355" w:type="dxa"/>
+            <w:vAlign w:val="center"/>
+          </w:tcPr>
+          <w:p>
+            <w:pPr>
+              <w:snapToGrid w:val="0"/>
+              <w:rPr>
+                <w:rFonts w:ascii="游ゴシック" w:eastAsia="游ゴシック" w:hAnsi="游ゴシック"/>
+                <w:sz w:val="20"/>
+              </w:rPr>
+            </w:pPr>
+            <w:r>
+              <w:rPr>
+                <w:rFonts w:ascii="游ゴシック" w:eastAsia="游ゴシック" w:hAnsi="游ゴシック" w:hint="eastAsia"/>
+                <w:sz w:val="20"/>
+              </w:rPr>
+              <w:t>「メールアドレス」入力あり「氏名」空欄で検索ボタン押下</w:t>
+            </w:r>
+          </w:p>
+        </w:tc>
+        <w:tc>
+          <w:tcPr>
+            <w:tcW w:w="4935" w:type="dxa"/>
+            <w:vAlign w:val="center"/>
+          </w:tcPr>
+          <w:p>
+            <w:pPr>
+              <w:snapToGrid w:val="0"/>
+              <w:rPr>
+                <w:rFonts w:ascii="游ゴシック" w:eastAsia="游ゴシック" w:hAnsi="游ゴシック"/>
+                <w:sz w:val="20"/>
+              </w:rPr>
+            </w:pPr>
+            <w:r>
+              <w:rPr>
+                <w:rFonts w:ascii="游ゴシック" w:eastAsia="游ゴシック" w:hAnsi="游ゴシック" w:hint="eastAsia"/>
+                <w:sz w:val="20"/>
+              </w:rPr>
+              <w:t>「メールアドレス」のみに</w:t>
+            </w:r>
+            <w:r>
+              <w:rPr>
+                <w:rFonts w:ascii="游ゴシック" w:eastAsia="游ゴシック" w:hAnsi="游ゴシック"/>
+                <w:sz w:val="20"/>
+              </w:rPr>
+              <w:t>”a”</w:t>
+            </w:r>
+            <w:r>
+              <w:rPr>
+                <w:rFonts w:ascii="游ゴシック" w:eastAsia="游ゴシック" w:hAnsi="游ゴシック" w:hint="eastAsia"/>
+                <w:sz w:val="20"/>
+              </w:rPr>
+              <w:t>と入力して検索ボタンを押下したとき、</w:t>
+            </w:r>
+            <w:r>
+              <w:rPr>
+                <w:rFonts w:ascii="游ゴシック" w:eastAsia="游ゴシック" w:hAnsi="游ゴシック"/>
+                <w:sz w:val="20"/>
+              </w:rPr>
+              <w:t>”</w:t>
+            </w:r>
+            <w:r>
+              <w:rPr>
+                <w:rFonts w:ascii="游ゴシック" w:eastAsia="游ゴシック" w:hAnsi="游ゴシック" w:hint="eastAsia"/>
+                <w:sz w:val="20"/>
+              </w:rPr>
+              <w:t>a</w:t>
+            </w:r>
+            <w:r>
+              <w:rPr>
+                <w:rFonts w:ascii="游ゴシック" w:eastAsia="游ゴシック" w:hAnsi="游ゴシック"/>
+                <w:sz w:val="20"/>
+              </w:rPr>
+              <w:t>”</w:t>
+            </w:r>
+            <w:r>
+              <w:rPr>
+                <w:rFonts w:ascii="游ゴシック" w:eastAsia="游ゴシック" w:hAnsi="游ゴシック" w:hint="eastAsia"/>
+                <w:sz w:val="20"/>
+              </w:rPr>
+              <w:t>と部分一致したメールアドレスを持つユーザーの情報が表示される</w:t>
+            </w:r>
+          </w:p>
+        </w:tc>
+        <w:tc>
+          <w:tcPr>
+            <w:tcW w:w="1050" w:type="dxa"/>
+            <w:vAlign w:val="center"/>
+          </w:tcPr>
+          <w:p>
+            <w:pPr>
+              <w:snapToGrid w:val="0"/>
+              <w:jc w:val="center"/>
+              <w:rPr>
+                <w:rFonts w:ascii="游ゴシック" w:eastAsia="游ゴシック" w:hAnsi="游ゴシック" w:hint="eastAsia"/>
+                <w:sz w:val="20"/>
+              </w:rPr>
+            </w:pPr>
+            <w:r>
+              <w:rPr>
+                <w:rFonts w:ascii="游ゴシック" w:eastAsia="游ゴシック" w:hAnsi="游ゴシック" w:hint="eastAsia"/>
+                <w:sz w:val="20"/>
+              </w:rPr>
+              <w:t>8/12</w:t>
+            </w:r>
+          </w:p>
+        </w:tc>
+        <w:tc>
+          <w:tcPr>
+            <w:tcW w:w="945" w:type="dxa"/>
+            <w:vAlign w:val="center"/>
+          </w:tcPr>
+          <w:p>
+            <w:pPr>
+              <w:snapToGrid w:val="0"/>
+              <w:jc w:val="center"/>
+              <w:rPr>
+                <w:rFonts w:ascii="游ゴシック" w:eastAsia="游ゴシック" w:hAnsi="游ゴシック" w:hint="eastAsia"/>
+                <w:sz w:val="20"/>
+              </w:rPr>
+            </w:pPr>
+            <w:r>
+              <w:rPr>
+                <w:rFonts w:ascii="游ゴシック" w:eastAsia="游ゴシック" w:hAnsi="游ゴシック" w:hint="eastAsia"/>
+                <w:sz w:val="20"/>
+              </w:rPr>
+              <w:t>O</w:t>
+            </w:r>
+            <w:r>
+              <w:rPr>
+                <w:rFonts w:ascii="游ゴシック" w:eastAsia="游ゴシック" w:hAnsi="游ゴシック"/>
+                <w:sz w:val="20"/>
+              </w:rPr>
+              <w:t>K</w:t>
+            </w:r>
+          </w:p>
+        </w:tc>
+        <w:tc>
+          <w:tcPr>
+            <w:tcW w:w="2310" w:type="dxa"/>
+            <w:vAlign w:val="center"/>
+          </w:tcPr>
+          <w:p>
+            <w:pPr>
+              <w:snapToGrid w:val="0"/>
+              <w:rPr>
+                <w:rFonts w:ascii="游ゴシック" w:eastAsia="游ゴシック" w:hAnsi="游ゴシック"/>
+                <w:sz w:val="20"/>
+              </w:rPr>
+            </w:pPr>
+          </w:p>
+        </w:tc>
+      </w:tr>
+      <w:tr>
+        <w:trPr>
+          <w:trHeight w:val="1144"/>
+        </w:trPr>
+        <w:tc>
+          <w:tcPr>
+            <w:tcW w:w="1050" w:type="dxa"/>
+            <w:tcBorders>
+              <w:bottom w:val="single" w:sz="4" w:space="0" w:color="auto"/>
+            </w:tcBorders>
+            <w:vAlign w:val="center"/>
+          </w:tcPr>
+          <w:p>
+            <w:pPr>
+              <w:snapToGrid w:val="0"/>
+              <w:jc w:val="center"/>
+              <w:rPr>
+                <w:rFonts w:ascii="游ゴシック" w:eastAsia="游ゴシック" w:hAnsi="游ゴシック" w:hint="eastAsia"/>
+                <w:sz w:val="20"/>
+              </w:rPr>
+            </w:pPr>
+            <w:r>
+              <w:rPr>
+                <w:rFonts w:ascii="游ゴシック" w:eastAsia="游ゴシック" w:hAnsi="游ゴシック" w:hint="eastAsia"/>
+                <w:sz w:val="20"/>
+              </w:rPr>
+              <w:t>3</w:t>
+            </w:r>
+          </w:p>
+        </w:tc>
+        <w:tc>
+          <w:tcPr>
+            <w:tcW w:w="5355" w:type="dxa"/>
+            <w:tcBorders>
+              <w:bottom w:val="single" w:sz="4" w:space="0" w:color="auto"/>
+            </w:tcBorders>
+            <w:vAlign w:val="center"/>
+          </w:tcPr>
+          <w:p>
+            <w:pPr>
+              <w:snapToGrid w:val="0"/>
+              <w:rPr>
+                <w:rFonts w:ascii="游ゴシック" w:eastAsia="游ゴシック" w:hAnsi="游ゴシック"/>
+                <w:sz w:val="20"/>
+              </w:rPr>
+            </w:pPr>
+            <w:r>
+              <w:rPr>
+                <w:rFonts w:ascii="游ゴシック" w:eastAsia="游ゴシック" w:hAnsi="游ゴシック" w:hint="eastAsia"/>
+                <w:sz w:val="20"/>
+              </w:rPr>
+              <w:t>「メールアドレス」空欄「氏名」入力ありで検索ボタン押下</w:t>
+            </w:r>
+          </w:p>
+        </w:tc>
+        <w:tc>
+          <w:tcPr>
+            <w:tcW w:w="4935" w:type="dxa"/>
+            <w:tcBorders>
+              <w:bottom w:val="single" w:sz="4" w:space="0" w:color="auto"/>
+            </w:tcBorders>
+            <w:vAlign w:val="center"/>
+          </w:tcPr>
+          <w:p>
+            <w:pPr>
+              <w:snapToGrid w:val="0"/>
+              <w:rPr>
+                <w:rFonts w:ascii="游ゴシック" w:eastAsia="游ゴシック" w:hAnsi="游ゴシック"/>
+                <w:sz w:val="20"/>
+              </w:rPr>
+            </w:pPr>
+            <w:r>
+              <w:rPr>
+                <w:rFonts w:ascii="游ゴシック" w:eastAsia="游ゴシック" w:hAnsi="游ゴシック" w:hint="eastAsia"/>
+                <w:sz w:val="20"/>
+              </w:rPr>
+              <w:t>「</w:t>
+            </w:r>
+            <w:r>
+              <w:rPr>
+                <w:rFonts w:ascii="游ゴシック" w:eastAsia="游ゴシック" w:hAnsi="游ゴシック" w:hint="eastAsia"/>
+                <w:sz w:val="20"/>
+              </w:rPr>
+              <w:t>氏名</w:t>
+            </w:r>
+            <w:r>
+              <w:rPr>
+                <w:rFonts w:ascii="游ゴシック" w:eastAsia="游ゴシック" w:hAnsi="游ゴシック" w:hint="eastAsia"/>
+                <w:sz w:val="20"/>
+              </w:rPr>
+              <w:t>」のみに</w:t>
+            </w:r>
+            <w:r>
+              <w:rPr>
+                <w:rFonts w:ascii="游ゴシック" w:eastAsia="游ゴシック" w:hAnsi="游ゴシック"/>
+                <w:sz w:val="20"/>
+              </w:rPr>
+              <w:t>”</w:t>
+            </w:r>
+            <w:r>
+              <w:rPr>
+                <w:rFonts w:ascii="游ゴシック" w:eastAsia="游ゴシック" w:hAnsi="游ゴシック" w:hint="eastAsia"/>
+                <w:sz w:val="20"/>
+              </w:rPr>
+              <w:t>山田</w:t>
+            </w:r>
+            <w:bookmarkStart w:id="0" w:name="_GoBack"/>
+            <w:bookmarkEnd w:id="0"/>
+            <w:r>
+              <w:rPr>
+                <w:rFonts w:ascii="游ゴシック" w:eastAsia="游ゴシック" w:hAnsi="游ゴシック"/>
+                <w:sz w:val="20"/>
+              </w:rPr>
+              <w:t>”</w:t>
+            </w:r>
+            <w:r>
+              <w:rPr>
+                <w:rFonts w:ascii="游ゴシック" w:eastAsia="游ゴシック" w:hAnsi="游ゴシック" w:hint="eastAsia"/>
+                <w:sz w:val="20"/>
+              </w:rPr>
+              <w:t>と入力して検索ボタンを押下したとき、</w:t>
+            </w:r>
+            <w:r>
+              <w:rPr>
+                <w:rFonts w:ascii="游ゴシック" w:eastAsia="游ゴシック" w:hAnsi="游ゴシック"/>
+                <w:sz w:val="20"/>
+              </w:rPr>
+              <w:t>”</w:t>
+            </w:r>
+            <w:r>
+              <w:rPr>
+                <w:rFonts w:ascii="游ゴシック" w:eastAsia="游ゴシック" w:hAnsi="游ゴシック" w:hint="eastAsia"/>
+                <w:sz w:val="20"/>
+              </w:rPr>
+              <w:t>山田</w:t>
+            </w:r>
+            <w:r>
+              <w:rPr>
+                <w:rFonts w:ascii="游ゴシック" w:eastAsia="游ゴシック" w:hAnsi="游ゴシック"/>
+                <w:sz w:val="20"/>
+              </w:rPr>
+              <w:t>”</w:t>
+            </w:r>
+            <w:r>
+              <w:rPr>
+                <w:rFonts w:ascii="游ゴシック" w:eastAsia="游ゴシック" w:hAnsi="游ゴシック" w:hint="eastAsia"/>
+                <w:sz w:val="20"/>
+              </w:rPr>
+              <w:t>と部分一致した</w:t>
+            </w:r>
+            <w:r>
+              <w:rPr>
+                <w:rFonts w:ascii="游ゴシック" w:eastAsia="游ゴシック" w:hAnsi="游ゴシック" w:hint="eastAsia"/>
+                <w:sz w:val="20"/>
+              </w:rPr>
+              <w:t>氏名</w:t>
+            </w:r>
+            <w:r>
+              <w:rPr>
+                <w:rFonts w:ascii="游ゴシック" w:eastAsia="游ゴシック" w:hAnsi="游ゴシック" w:hint="eastAsia"/>
+                <w:sz w:val="20"/>
+              </w:rPr>
+              <w:t>を持つユーザーの情報が表示される</w:t>
+            </w:r>
+          </w:p>
+        </w:tc>
+        <w:tc>
+          <w:tcPr>
+            <w:tcW w:w="1050" w:type="dxa"/>
+            <w:tcBorders>
+              <w:bottom w:val="single" w:sz="4" w:space="0" w:color="auto"/>
+            </w:tcBorders>
+            <w:vAlign w:val="center"/>
+          </w:tcPr>
+          <w:p>
+            <w:pPr>
+              <w:snapToGrid w:val="0"/>
+              <w:jc w:val="center"/>
+              <w:rPr>
+                <w:rFonts w:ascii="游ゴシック" w:eastAsia="游ゴシック" w:hAnsi="游ゴシック" w:hint="eastAsia"/>
+                <w:sz w:val="20"/>
+              </w:rPr>
+            </w:pPr>
+            <w:r>
+              <w:rPr>
+                <w:rFonts w:ascii="游ゴシック" w:eastAsia="游ゴシック" w:hAnsi="游ゴシック" w:hint="eastAsia"/>
+                <w:sz w:val="20"/>
+              </w:rPr>
+              <w:t>8/12</w:t>
+            </w:r>
+          </w:p>
+        </w:tc>
+        <w:tc>
+          <w:tcPr>
+            <w:tcW w:w="945" w:type="dxa"/>
+            <w:tcBorders>
+              <w:bottom w:val="single" w:sz="4" w:space="0" w:color="auto"/>
+            </w:tcBorders>
+            <w:vAlign w:val="center"/>
+          </w:tcPr>
+          <w:p>
+            <w:pPr>
+              <w:snapToGrid w:val="0"/>
+              <w:jc w:val="center"/>
+              <w:rPr>
+                <w:rFonts w:ascii="游ゴシック" w:eastAsia="游ゴシック" w:hAnsi="游ゴシック" w:hint="eastAsia"/>
+                <w:sz w:val="20"/>
+              </w:rPr>
+            </w:pPr>
+            <w:r>
+              <w:rPr>
+                <w:rFonts w:ascii="游ゴシック" w:eastAsia="游ゴシック" w:hAnsi="游ゴシック" w:hint="eastAsia"/>
+                <w:sz w:val="20"/>
+              </w:rPr>
+              <w:t>O</w:t>
+            </w:r>
+            <w:r>
+              <w:rPr>
+                <w:rFonts w:ascii="游ゴシック" w:eastAsia="游ゴシック" w:hAnsi="游ゴシック"/>
+                <w:sz w:val="20"/>
+              </w:rPr>
+              <w:t>K</w:t>
+            </w:r>
+          </w:p>
+        </w:tc>
+        <w:tc>
+          <w:tcPr>
+            <w:tcW w:w="2310" w:type="dxa"/>
+            <w:tcBorders>
+              <w:bottom w:val="single" w:sz="4" w:space="0" w:color="auto"/>
+            </w:tcBorders>
+            <w:vAlign w:val="center"/>
+          </w:tcPr>
+          <w:p>
+            <w:pPr>
+              <w:snapToGrid w:val="0"/>
+              <w:rPr>
+                <w:rFonts w:ascii="游ゴシック" w:eastAsia="游ゴシック" w:hAnsi="游ゴシック"/>
+                <w:sz w:val="20"/>
+              </w:rPr>
+            </w:pPr>
+          </w:p>
+        </w:tc>
+      </w:tr>
+      <w:tr>
+        <w:trPr>
+          <w:trHeight w:val="1581"/>
+        </w:trPr>
+        <w:tc>
+          <w:tcPr>
+            <w:tcW w:w="1050" w:type="dxa"/>
+            <w:vAlign w:val="center"/>
+          </w:tcPr>
+          <w:p>
+            <w:pPr>
+              <w:snapToGrid w:val="0"/>
+              <w:jc w:val="center"/>
+              <w:rPr>
+                <w:rFonts w:ascii="游ゴシック" w:eastAsia="游ゴシック" w:hAnsi="游ゴシック" w:hint="eastAsia"/>
+                <w:sz w:val="20"/>
+              </w:rPr>
+            </w:pPr>
+            <w:r>
+              <w:rPr>
+                <w:rFonts w:ascii="游ゴシック" w:eastAsia="游ゴシック" w:hAnsi="游ゴシック" w:hint="eastAsia"/>
+                <w:sz w:val="20"/>
+              </w:rPr>
+              <w:t>4</w:t>
+            </w:r>
+          </w:p>
+        </w:tc>
+        <w:tc>
+          <w:tcPr>
+            <w:tcW w:w="5355" w:type="dxa"/>
+            <w:vAlign w:val="center"/>
+          </w:tcPr>
+          <w:p>
+            <w:pPr>
+              <w:snapToGrid w:val="0"/>
+              <w:rPr>
+                <w:rFonts w:ascii="游ゴシック" w:eastAsia="游ゴシック" w:hAnsi="游ゴシック"/>
+                <w:sz w:val="20"/>
+              </w:rPr>
+            </w:pPr>
+            <w:r>
+              <w:rPr>
+                <w:rFonts w:ascii="游ゴシック" w:eastAsia="游ゴシック" w:hAnsi="游ゴシック" w:hint="eastAsia"/>
+                <w:sz w:val="20"/>
+              </w:rPr>
+              <w:t>「メールアドレス」「氏名」両方入力ありで検索ボタン押下</w:t>
+            </w:r>
+          </w:p>
+        </w:tc>
+        <w:tc>
+          <w:tcPr>
+            <w:tcW w:w="4935" w:type="dxa"/>
+            <w:vAlign w:val="center"/>
+          </w:tcPr>
+          <w:p>
+            <w:pPr>
+              <w:snapToGrid w:val="0"/>
+              <w:rPr>
+                <w:rFonts w:ascii="游ゴシック" w:eastAsia="游ゴシック" w:hAnsi="游ゴシック"/>
+                <w:sz w:val="20"/>
+              </w:rPr>
+            </w:pPr>
+            <w:r>
+              <w:rPr>
+                <w:rFonts w:ascii="游ゴシック" w:eastAsia="游ゴシック" w:hAnsi="游ゴシック" w:hint="eastAsia"/>
+                <w:sz w:val="20"/>
+              </w:rPr>
+              <w:t>「メールアドレス」に</w:t>
+            </w:r>
+            <w:r>
+              <w:rPr>
+                <w:rFonts w:ascii="游ゴシック" w:eastAsia="游ゴシック" w:hAnsi="游ゴシック"/>
+                <w:sz w:val="20"/>
+              </w:rPr>
+              <w:t>”b”</w:t>
+            </w:r>
+            <w:r>
+              <w:rPr>
+                <w:rFonts w:ascii="游ゴシック" w:eastAsia="游ゴシック" w:hAnsi="游ゴシック" w:hint="eastAsia"/>
+                <w:sz w:val="20"/>
+              </w:rPr>
+              <w:t>「氏名」両方に“佐藤”と入力して検索ボタンを押下したとき、</w:t>
+            </w:r>
+            <w:r>
+              <w:rPr>
+                <w:rFonts w:ascii="游ゴシック" w:eastAsia="游ゴシック" w:hAnsi="游ゴシック"/>
+                <w:sz w:val="20"/>
+              </w:rPr>
+              <w:t>”b”</w:t>
+            </w:r>
+            <w:r>
+              <w:rPr>
+                <w:rFonts w:ascii="游ゴシック" w:eastAsia="游ゴシック" w:hAnsi="游ゴシック" w:hint="eastAsia"/>
+                <w:sz w:val="20"/>
+              </w:rPr>
+              <w:t>と</w:t>
+            </w:r>
+            <w:r>
+              <w:rPr>
+                <w:rFonts w:ascii="游ゴシック" w:eastAsia="游ゴシック" w:hAnsi="游ゴシック"/>
+                <w:sz w:val="20"/>
+              </w:rPr>
+              <w:t>”</w:t>
+            </w:r>
+            <w:r>
+              <w:rPr>
+                <w:rFonts w:ascii="游ゴシック" w:eastAsia="游ゴシック" w:hAnsi="游ゴシック" w:hint="eastAsia"/>
+                <w:sz w:val="20"/>
+              </w:rPr>
+              <w:t>佐藤</w:t>
+            </w:r>
+            <w:r>
+              <w:rPr>
+                <w:rFonts w:ascii="游ゴシック" w:eastAsia="游ゴシック" w:hAnsi="游ゴシック"/>
+                <w:sz w:val="20"/>
+              </w:rPr>
+              <w:t>”</w:t>
+            </w:r>
+            <w:r>
+              <w:rPr>
+                <w:rFonts w:ascii="游ゴシック" w:eastAsia="游ゴシック" w:hAnsi="游ゴシック" w:hint="eastAsia"/>
+                <w:sz w:val="20"/>
+              </w:rPr>
+              <w:t>の両方に部分一致したユーザー情報が表示される</w:t>
+            </w:r>
+          </w:p>
+        </w:tc>
+        <w:tc>
+          <w:tcPr>
+            <w:tcW w:w="1050" w:type="dxa"/>
+            <w:vAlign w:val="center"/>
+          </w:tcPr>
+          <w:p>
+            <w:pPr>
+              <w:snapToGrid w:val="0"/>
+              <w:jc w:val="center"/>
+              <w:rPr>
+                <w:rFonts w:ascii="游ゴシック" w:eastAsia="游ゴシック" w:hAnsi="游ゴシック" w:hint="eastAsia"/>
+                <w:sz w:val="20"/>
+              </w:rPr>
+            </w:pPr>
+            <w:r>
+              <w:rPr>
+                <w:rFonts w:ascii="游ゴシック" w:eastAsia="游ゴシック" w:hAnsi="游ゴシック" w:hint="eastAsia"/>
+                <w:sz w:val="20"/>
+              </w:rPr>
+              <w:t>8/12</w:t>
+            </w:r>
+          </w:p>
+        </w:tc>
+        <w:tc>
+          <w:tcPr>
+            <w:tcW w:w="945" w:type="dxa"/>
+            <w:vAlign w:val="center"/>
+          </w:tcPr>
+          <w:p>
+            <w:pPr>
+              <w:snapToGrid w:val="0"/>
+              <w:jc w:val="center"/>
+              <w:rPr>
+                <w:rFonts w:ascii="游ゴシック" w:eastAsia="游ゴシック" w:hAnsi="游ゴシック"/>
+                <w:sz w:val="20"/>
+              </w:rPr>
+            </w:pPr>
+            <w:r>
+              <w:rPr>
+                <w:rFonts w:ascii="游ゴシック" w:eastAsia="游ゴシック" w:hAnsi="游ゴシック" w:hint="eastAsia"/>
+                <w:sz w:val="20"/>
+              </w:rPr>
+              <w:t>O</w:t>
+            </w:r>
+            <w:r>
+              <w:rPr>
+                <w:rFonts w:ascii="游ゴシック" w:eastAsia="游ゴシック" w:hAnsi="游ゴシック"/>
+                <w:sz w:val="20"/>
+              </w:rPr>
+              <w:t>K</w:t>
+            </w:r>
+          </w:p>
+        </w:tc>
+        <w:tc>
+          <w:tcPr>
+            <w:tcW w:w="2310" w:type="dxa"/>
+            <w:vAlign w:val="center"/>
+          </w:tcPr>
+          <w:p>
+            <w:pPr>
+              <w:snapToGrid w:val="0"/>
+              <w:rPr>
+                <w:rFonts w:ascii="游ゴシック" w:eastAsia="游ゴシック" w:hAnsi="游ゴシック"/>
+                <w:sz w:val="20"/>
+              </w:rPr>
+            </w:pPr>
+            <w:r>
+              <w:rPr>
+                <w:rFonts w:ascii="游ゴシック" w:eastAsia="游ゴシック" w:hAnsi="游ゴシック" w:hint="eastAsia"/>
+                <w:sz w:val="20"/>
+              </w:rPr>
+              <w:t xml:space="preserve">メールアドレスに部分一致 </w:t>
+            </w:r>
+            <w:r>
+              <w:rPr>
+                <w:rFonts w:ascii="游ゴシック" w:eastAsia="游ゴシック" w:hAnsi="游ゴシック"/>
+                <w:sz w:val="20"/>
+              </w:rPr>
+              <w:t xml:space="preserve">&amp;&amp; </w:t>
+            </w:r>
+            <w:r>
+              <w:rPr>
+                <w:rFonts w:ascii="游ゴシック" w:eastAsia="游ゴシック" w:hAnsi="游ゴシック" w:hint="eastAsia"/>
+                <w:sz w:val="20"/>
+              </w:rPr>
+              <w:t>氏名に部分一致</w:t>
+            </w:r>
           </w:p>
         </w:tc>
       </w:tr>
@@ -368,36 +1265,21 @@
                 <w:sz w:val="20"/>
               </w:rPr>
             </w:pPr>
-            <w:r>
-              <w:rPr>
-                <w:rFonts w:ascii="游ゴシック" w:eastAsia="游ゴシック" w:hAnsi="游ゴシック" w:hint="eastAsia"/>
-                <w:sz w:val="20"/>
-              </w:rPr>
-              <w:t>1</w:t>
-            </w:r>
           </w:p>
         </w:tc>
         <w:tc>
           <w:tcPr>
             <w:tcW w:w="5355" w:type="dxa"/>
-            <w:vMerge w:val="restart"/>
-            <w:vAlign w:val="center"/>
-          </w:tcPr>
-          <w:p>
-            <w:pPr>
-              <w:snapToGrid w:val="0"/>
-              <w:rPr>
-                <w:rFonts w:ascii="游ゴシック" w:eastAsia="游ゴシック" w:hAnsi="游ゴシック"/>
-                <w:sz w:val="20"/>
-              </w:rPr>
-            </w:pPr>
-            <w:r>
-              <w:rPr>
-                <w:rFonts w:ascii="游ゴシック" w:eastAsia="游ゴシック" w:hAnsi="游ゴシック" w:hint="eastAsia"/>
-                <w:sz w:val="20"/>
-              </w:rPr>
-              <w:t>「メールアドレス」「氏名」両方空欄で検索ボタン押下</w:t>
-            </w:r>
+            <w:vAlign w:val="center"/>
+          </w:tcPr>
+          <w:p>
+            <w:pPr>
+              <w:snapToGrid w:val="0"/>
+              <w:rPr>
+                <w:rFonts w:ascii="游ゴシック" w:eastAsia="游ゴシック" w:hAnsi="游ゴシック"/>
+                <w:sz w:val="20"/>
+              </w:rPr>
+            </w:pPr>
           </w:p>
         </w:tc>
         <w:tc>
@@ -413,29 +1295,6 @@
                 <w:sz w:val="20"/>
               </w:rPr>
             </w:pPr>
-            <w:r>
-              <w:rPr>
-                <w:rFonts w:ascii="游ゴシック" w:eastAsia="游ゴシック" w:hAnsi="游ゴシック" w:hint="eastAsia"/>
-                <w:sz w:val="20"/>
-              </w:rPr>
-              <w:t>「メールアドレス」「氏名」両方空欄で検索ボタン押下したときに存在するユーザー情報が</w:t>
-            </w:r>
-            <w:r>
-              <w:rPr>
-                <w:rFonts w:ascii="游ゴシック" w:eastAsia="游ゴシック" w:hAnsi="游ゴシック" w:hint="eastAsia"/>
-                <w:sz w:val="20"/>
-              </w:rPr>
-              <w:t>全件</w:t>
-            </w:r>
-            <w:bookmarkStart w:id="0" w:name="_GoBack"/>
-            <w:bookmarkEnd w:id="0"/>
-            <w:r>
-              <w:rPr>
-                <w:rFonts w:ascii="游ゴシック" w:eastAsia="游ゴシック" w:hAnsi="游ゴシック" w:hint="eastAsia"/>
-                <w:sz w:val="20"/>
-              </w:rPr>
-              <w:t>取得されて表示される</w:t>
-            </w:r>
           </w:p>
         </w:tc>
         <w:tc>
@@ -452,20 +1311,6 @@
                 <w:sz w:val="20"/>
               </w:rPr>
             </w:pPr>
-            <w:r>
-              <w:rPr>
-                <w:rFonts w:ascii="游ゴシック" w:eastAsia="游ゴシック" w:hAnsi="游ゴシック" w:hint="eastAsia"/>
-                <w:sz w:val="20"/>
-              </w:rPr>
-              <w:t>8/</w:t>
-            </w:r>
-            <w:r>
-              <w:rPr>
-                <w:rFonts w:ascii="游ゴシック" w:eastAsia="游ゴシック" w:hAnsi="游ゴシック" w:hint="eastAsia"/>
-                <w:sz w:val="20"/>
-              </w:rPr>
-              <w:t>12</w:t>
-            </w:r>
           </w:p>
         </w:tc>
         <w:tc>
@@ -482,20 +1327,6 @@
                 <w:sz w:val="20"/>
               </w:rPr>
             </w:pPr>
-            <w:r>
-              <w:rPr>
-                <w:rFonts w:ascii="游ゴシック" w:eastAsia="游ゴシック" w:hAnsi="游ゴシック" w:hint="eastAsia"/>
-                <w:sz w:val="20"/>
-              </w:rPr>
-              <w:t>O</w:t>
-            </w:r>
-            <w:r>
-              <w:rPr>
-                <w:rFonts w:ascii="游ゴシック" w:eastAsia="游ゴシック" w:hAnsi="游ゴシック"/>
-                <w:sz w:val="20"/>
-              </w:rPr>
-              <w:t>K</w:t>
-            </w:r>
           </w:p>
         </w:tc>
         <w:tc>
@@ -532,19 +1363,11 @@
                 <w:sz w:val="20"/>
               </w:rPr>
             </w:pPr>
-            <w:r>
-              <w:rPr>
-                <w:rFonts w:ascii="游ゴシック" w:eastAsia="游ゴシック" w:hAnsi="游ゴシック" w:hint="eastAsia"/>
-                <w:sz w:val="20"/>
-              </w:rPr>
-              <w:t>2</w:t>
-            </w:r>
           </w:p>
         </w:tc>
         <w:tc>
           <w:tcPr>
             <w:tcW w:w="5355" w:type="dxa"/>
-            <w:vMerge/>
             <w:vAlign w:val="center"/>
           </w:tcPr>
           <w:p>
@@ -570,13 +1393,6 @@
                 <w:sz w:val="20"/>
               </w:rPr>
             </w:pPr>
-            <w:r>
-              <w:rPr>
-                <w:rFonts w:ascii="游ゴシック" w:eastAsia="游ゴシック" w:hAnsi="游ゴシック" w:hint="eastAsia"/>
-                <w:sz w:val="20"/>
-              </w:rPr>
-              <w:t>戻るボタンを押下して加入者情報検索画面に戻れる</w:t>
-            </w:r>
           </w:p>
         </w:tc>
         <w:tc>
@@ -593,13 +1409,6 @@
                 <w:sz w:val="20"/>
               </w:rPr>
             </w:pPr>
-            <w:r>
-              <w:rPr>
-                <w:rFonts w:ascii="游ゴシック" w:eastAsia="游ゴシック" w:hAnsi="游ゴシック" w:hint="eastAsia"/>
-                <w:sz w:val="20"/>
-              </w:rPr>
-              <w:t>8/12</w:t>
-            </w:r>
           </w:p>
         </w:tc>
         <w:tc>
@@ -616,20 +1425,6 @@
                 <w:sz w:val="20"/>
               </w:rPr>
             </w:pPr>
-            <w:r>
-              <w:rPr>
-                <w:rFonts w:ascii="游ゴシック" w:eastAsia="游ゴシック" w:hAnsi="游ゴシック" w:hint="eastAsia"/>
-                <w:sz w:val="20"/>
-              </w:rPr>
-              <w:t>O</w:t>
-            </w:r>
-            <w:r>
-              <w:rPr>
-                <w:rFonts w:ascii="游ゴシック" w:eastAsia="游ゴシック" w:hAnsi="游ゴシック"/>
-                <w:sz w:val="20"/>
-              </w:rPr>
-              <w:t>K</w:t>
-            </w:r>
           </w:p>
         </w:tc>
         <w:tc>
@@ -671,31 +1466,30 @@
                 <w:rFonts w:ascii="游ゴシック" w:eastAsia="游ゴシック" w:hAnsi="游ゴシック" w:hint="eastAsia"/>
                 <w:sz w:val="20"/>
               </w:rPr>
-              <w:t>3</w:t>
+              <w:t>1</w:t>
+            </w:r>
+            <w:r>
+              <w:rPr>
+                <w:rFonts w:ascii="游ゴシック" w:eastAsia="游ゴシック" w:hAnsi="游ゴシック"/>
+                <w:sz w:val="20"/>
+              </w:rPr>
+              <w:t>1</w:t>
             </w:r>
           </w:p>
         </w:tc>
         <w:tc>
           <w:tcPr>
             <w:tcW w:w="5355" w:type="dxa"/>
-            <w:vMerge w:val="restart"/>
-            <w:vAlign w:val="center"/>
-          </w:tcPr>
-          <w:p>
-            <w:pPr>
-              <w:snapToGrid w:val="0"/>
-              <w:rPr>
-                <w:rFonts w:ascii="游ゴシック" w:eastAsia="游ゴシック" w:hAnsi="游ゴシック"/>
-                <w:sz w:val="20"/>
-              </w:rPr>
-            </w:pPr>
-            <w:r>
-              <w:rPr>
-                <w:rFonts w:ascii="游ゴシック" w:eastAsia="游ゴシック" w:hAnsi="游ゴシック" w:hint="eastAsia"/>
-                <w:sz w:val="20"/>
-              </w:rPr>
-              <w:t>「メールアドレス」入力あり「氏名」空欄で検索ボタン押下</w:t>
-            </w:r>
+            <w:vAlign w:val="center"/>
+          </w:tcPr>
+          <w:p>
+            <w:pPr>
+              <w:snapToGrid w:val="0"/>
+              <w:rPr>
+                <w:rFonts w:ascii="游ゴシック" w:eastAsia="游ゴシック" w:hAnsi="游ゴシック"/>
+                <w:sz w:val="20"/>
+              </w:rPr>
+            </w:pPr>
           </w:p>
         </w:tc>
         <w:tc>
@@ -707,17 +1501,10 @@
             <w:pPr>
               <w:snapToGrid w:val="0"/>
               <w:rPr>
-                <w:rFonts w:ascii="游ゴシック" w:eastAsia="游ゴシック" w:hAnsi="游ゴシック" w:hint="eastAsia"/>
-                <w:sz w:val="20"/>
-              </w:rPr>
-            </w:pPr>
-            <w:r>
-              <w:rPr>
-                <w:rFonts w:ascii="游ゴシック" w:eastAsia="游ゴシック" w:hAnsi="游ゴシック" w:hint="eastAsia"/>
-                <w:sz w:val="20"/>
-              </w:rPr>
-              <w:t>「メールアドレス」のみに情報を入力して検索ボタンを押下したとき、入力した情報が加入者情報テーブルの「メールアドレス」と部分一致したユーザー情報を表示される</w:t>
-            </w:r>
+                <w:rFonts w:ascii="游ゴシック" w:eastAsia="游ゴシック" w:hAnsi="游ゴシック"/>
+                <w:sz w:val="20"/>
+              </w:rPr>
+            </w:pPr>
           </w:p>
         </w:tc>
         <w:tc>
@@ -734,13 +1521,6 @@
                 <w:sz w:val="20"/>
               </w:rPr>
             </w:pPr>
-            <w:r>
-              <w:rPr>
-                <w:rFonts w:ascii="游ゴシック" w:eastAsia="游ゴシック" w:hAnsi="游ゴシック" w:hint="eastAsia"/>
-                <w:sz w:val="20"/>
-              </w:rPr>
-              <w:t>8/12</w:t>
-            </w:r>
           </w:p>
         </w:tc>
         <w:tc>
@@ -757,20 +1537,6 @@
                 <w:sz w:val="20"/>
               </w:rPr>
             </w:pPr>
-            <w:r>
-              <w:rPr>
-                <w:rFonts w:ascii="游ゴシック" w:eastAsia="游ゴシック" w:hAnsi="游ゴシック" w:hint="eastAsia"/>
-                <w:sz w:val="20"/>
-              </w:rPr>
-              <w:t>O</w:t>
-            </w:r>
-            <w:r>
-              <w:rPr>
-                <w:rFonts w:ascii="游ゴシック" w:eastAsia="游ゴシック" w:hAnsi="游ゴシック"/>
-                <w:sz w:val="20"/>
-              </w:rPr>
-              <w:t>K</w:t>
-            </w:r>
           </w:p>
         </w:tc>
         <w:tc>
@@ -812,1041 +1578,7 @@
                 <w:rFonts w:ascii="游ゴシック" w:eastAsia="游ゴシック" w:hAnsi="游ゴシック" w:hint="eastAsia"/>
                 <w:sz w:val="20"/>
               </w:rPr>
-              <w:t>4</w:t>
-            </w:r>
-          </w:p>
-        </w:tc>
-        <w:tc>
-          <w:tcPr>
-            <w:tcW w:w="5355" w:type="dxa"/>
-            <w:vMerge/>
-            <w:vAlign w:val="center"/>
-          </w:tcPr>
-          <w:p>
-            <w:pPr>
-              <w:snapToGrid w:val="0"/>
-              <w:rPr>
-                <w:rFonts w:ascii="游ゴシック" w:eastAsia="游ゴシック" w:hAnsi="游ゴシック"/>
-                <w:sz w:val="20"/>
-              </w:rPr>
-            </w:pPr>
-          </w:p>
-        </w:tc>
-        <w:tc>
-          <w:tcPr>
-            <w:tcW w:w="4935" w:type="dxa"/>
-            <w:vAlign w:val="center"/>
-          </w:tcPr>
-          <w:p>
-            <w:pPr>
-              <w:snapToGrid w:val="0"/>
-              <w:rPr>
-                <w:rFonts w:ascii="游ゴシック" w:eastAsia="游ゴシック" w:hAnsi="游ゴシック"/>
-                <w:sz w:val="20"/>
-              </w:rPr>
-            </w:pPr>
-            <w:r>
-              <w:rPr>
-                <w:rFonts w:ascii="游ゴシック" w:eastAsia="游ゴシック" w:hAnsi="游ゴシック" w:hint="eastAsia"/>
-                <w:sz w:val="20"/>
-              </w:rPr>
-              <w:t>戻るボタンを押下して加入者情報検索画面に戻れる</w:t>
-            </w:r>
-          </w:p>
-        </w:tc>
-        <w:tc>
-          <w:tcPr>
-            <w:tcW w:w="1050" w:type="dxa"/>
-            <w:vAlign w:val="center"/>
-          </w:tcPr>
-          <w:p>
-            <w:pPr>
-              <w:snapToGrid w:val="0"/>
-              <w:jc w:val="center"/>
-              <w:rPr>
-                <w:rFonts w:ascii="游ゴシック" w:eastAsia="游ゴシック" w:hAnsi="游ゴシック"/>
-                <w:sz w:val="20"/>
-              </w:rPr>
-            </w:pPr>
-            <w:r>
-              <w:rPr>
-                <w:rFonts w:ascii="游ゴシック" w:eastAsia="游ゴシック" w:hAnsi="游ゴシック" w:hint="eastAsia"/>
-                <w:sz w:val="20"/>
-              </w:rPr>
-              <w:t>8/12</w:t>
-            </w:r>
-          </w:p>
-        </w:tc>
-        <w:tc>
-          <w:tcPr>
-            <w:tcW w:w="945" w:type="dxa"/>
-            <w:vAlign w:val="center"/>
-          </w:tcPr>
-          <w:p>
-            <w:pPr>
-              <w:snapToGrid w:val="0"/>
-              <w:jc w:val="center"/>
-              <w:rPr>
-                <w:rFonts w:ascii="游ゴシック" w:eastAsia="游ゴシック" w:hAnsi="游ゴシック"/>
-                <w:sz w:val="20"/>
-              </w:rPr>
-            </w:pPr>
-            <w:r>
-              <w:rPr>
-                <w:rFonts w:ascii="游ゴシック" w:eastAsia="游ゴシック" w:hAnsi="游ゴシック" w:hint="eastAsia"/>
-                <w:sz w:val="20"/>
-              </w:rPr>
-              <w:t>O</w:t>
-            </w:r>
-            <w:r>
-              <w:rPr>
-                <w:rFonts w:ascii="游ゴシック" w:eastAsia="游ゴシック" w:hAnsi="游ゴシック"/>
-                <w:sz w:val="20"/>
-              </w:rPr>
-              <w:t>K</w:t>
-            </w:r>
-          </w:p>
-        </w:tc>
-        <w:tc>
-          <w:tcPr>
-            <w:tcW w:w="2310" w:type="dxa"/>
-            <w:vAlign w:val="center"/>
-          </w:tcPr>
-          <w:p>
-            <w:pPr>
-              <w:snapToGrid w:val="0"/>
-              <w:rPr>
-                <w:rFonts w:ascii="游ゴシック" w:eastAsia="游ゴシック" w:hAnsi="游ゴシック"/>
-                <w:sz w:val="20"/>
-              </w:rPr>
-            </w:pPr>
-          </w:p>
-        </w:tc>
-      </w:tr>
-      <w:tr>
-        <w:trPr>
-          <w:trHeight w:val="567"/>
-        </w:trPr>
-        <w:tc>
-          <w:tcPr>
-            <w:tcW w:w="1050" w:type="dxa"/>
-            <w:vAlign w:val="center"/>
-          </w:tcPr>
-          <w:p>
-            <w:pPr>
-              <w:snapToGrid w:val="0"/>
-              <w:jc w:val="center"/>
-              <w:rPr>
-                <w:rFonts w:ascii="游ゴシック" w:eastAsia="游ゴシック" w:hAnsi="游ゴシック"/>
-                <w:sz w:val="20"/>
-              </w:rPr>
-            </w:pPr>
-            <w:r>
-              <w:rPr>
-                <w:rFonts w:ascii="游ゴシック" w:eastAsia="游ゴシック" w:hAnsi="游ゴシック" w:hint="eastAsia"/>
-                <w:sz w:val="20"/>
-              </w:rPr>
-              <w:t>5</w:t>
-            </w:r>
-          </w:p>
-        </w:tc>
-        <w:tc>
-          <w:tcPr>
-            <w:tcW w:w="5355" w:type="dxa"/>
-            <w:vMerge w:val="restart"/>
-            <w:vAlign w:val="center"/>
-          </w:tcPr>
-          <w:p>
-            <w:pPr>
-              <w:snapToGrid w:val="0"/>
-              <w:rPr>
-                <w:rFonts w:ascii="游ゴシック" w:eastAsia="游ゴシック" w:hAnsi="游ゴシック"/>
-                <w:sz w:val="20"/>
-              </w:rPr>
-            </w:pPr>
-            <w:r>
-              <w:rPr>
-                <w:rFonts w:ascii="游ゴシック" w:eastAsia="游ゴシック" w:hAnsi="游ゴシック" w:hint="eastAsia"/>
-                <w:sz w:val="20"/>
-              </w:rPr>
-              <w:t>「メールアドレス」空欄「氏名」入力ありで検索ボタン押下</w:t>
-            </w:r>
-          </w:p>
-        </w:tc>
-        <w:tc>
-          <w:tcPr>
-            <w:tcW w:w="4935" w:type="dxa"/>
-            <w:vAlign w:val="center"/>
-          </w:tcPr>
-          <w:p>
-            <w:pPr>
-              <w:snapToGrid w:val="0"/>
-              <w:rPr>
-                <w:rFonts w:ascii="游ゴシック" w:eastAsia="游ゴシック" w:hAnsi="游ゴシック" w:hint="eastAsia"/>
-                <w:sz w:val="20"/>
-              </w:rPr>
-            </w:pPr>
-            <w:r>
-              <w:rPr>
-                <w:rFonts w:ascii="游ゴシック" w:eastAsia="游ゴシック" w:hAnsi="游ゴシック" w:hint="eastAsia"/>
-                <w:sz w:val="20"/>
-              </w:rPr>
-              <w:t>「氏名」のみに情報を入力して検索ボタンを押下したとき、入力した情報が加入者情報テーブルの「氏名」と部分一致したユーザー情報を表示される</w:t>
-            </w:r>
-          </w:p>
-        </w:tc>
-        <w:tc>
-          <w:tcPr>
-            <w:tcW w:w="1050" w:type="dxa"/>
-            <w:vAlign w:val="center"/>
-          </w:tcPr>
-          <w:p>
-            <w:pPr>
-              <w:snapToGrid w:val="0"/>
-              <w:jc w:val="center"/>
-              <w:rPr>
-                <w:rFonts w:ascii="游ゴシック" w:eastAsia="游ゴシック" w:hAnsi="游ゴシック"/>
-                <w:sz w:val="20"/>
-              </w:rPr>
-            </w:pPr>
-            <w:r>
-              <w:rPr>
-                <w:rFonts w:ascii="游ゴシック" w:eastAsia="游ゴシック" w:hAnsi="游ゴシック" w:hint="eastAsia"/>
-                <w:sz w:val="20"/>
-              </w:rPr>
-              <w:t>8/12</w:t>
-            </w:r>
-          </w:p>
-        </w:tc>
-        <w:tc>
-          <w:tcPr>
-            <w:tcW w:w="945" w:type="dxa"/>
-            <w:vAlign w:val="center"/>
-          </w:tcPr>
-          <w:p>
-            <w:pPr>
-              <w:snapToGrid w:val="0"/>
-              <w:jc w:val="center"/>
-              <w:rPr>
-                <w:rFonts w:ascii="游ゴシック" w:eastAsia="游ゴシック" w:hAnsi="游ゴシック"/>
-                <w:sz w:val="20"/>
-              </w:rPr>
-            </w:pPr>
-            <w:r>
-              <w:rPr>
-                <w:rFonts w:ascii="游ゴシック" w:eastAsia="游ゴシック" w:hAnsi="游ゴシック" w:hint="eastAsia"/>
-                <w:sz w:val="20"/>
-              </w:rPr>
-              <w:t>O</w:t>
-            </w:r>
-            <w:r>
-              <w:rPr>
-                <w:rFonts w:ascii="游ゴシック" w:eastAsia="游ゴシック" w:hAnsi="游ゴシック"/>
-                <w:sz w:val="20"/>
-              </w:rPr>
-              <w:t>K</w:t>
-            </w:r>
-          </w:p>
-        </w:tc>
-        <w:tc>
-          <w:tcPr>
-            <w:tcW w:w="2310" w:type="dxa"/>
-            <w:vAlign w:val="center"/>
-          </w:tcPr>
-          <w:p>
-            <w:pPr>
-              <w:snapToGrid w:val="0"/>
-              <w:rPr>
-                <w:rFonts w:ascii="游ゴシック" w:eastAsia="游ゴシック" w:hAnsi="游ゴシック"/>
-                <w:sz w:val="20"/>
-              </w:rPr>
-            </w:pPr>
-          </w:p>
-        </w:tc>
-      </w:tr>
-      <w:tr>
-        <w:trPr>
-          <w:trHeight w:val="567"/>
-        </w:trPr>
-        <w:tc>
-          <w:tcPr>
-            <w:tcW w:w="1050" w:type="dxa"/>
-            <w:vAlign w:val="center"/>
-          </w:tcPr>
-          <w:p>
-            <w:pPr>
-              <w:snapToGrid w:val="0"/>
-              <w:jc w:val="center"/>
-              <w:rPr>
-                <w:rFonts w:ascii="游ゴシック" w:eastAsia="游ゴシック" w:hAnsi="游ゴシック"/>
-                <w:sz w:val="20"/>
-              </w:rPr>
-            </w:pPr>
-            <w:r>
-              <w:rPr>
-                <w:rFonts w:ascii="游ゴシック" w:eastAsia="游ゴシック" w:hAnsi="游ゴシック" w:hint="eastAsia"/>
-                <w:sz w:val="20"/>
-              </w:rPr>
-              <w:t>6</w:t>
-            </w:r>
-          </w:p>
-        </w:tc>
-        <w:tc>
-          <w:tcPr>
-            <w:tcW w:w="5355" w:type="dxa"/>
-            <w:vMerge/>
-            <w:vAlign w:val="center"/>
-          </w:tcPr>
-          <w:p>
-            <w:pPr>
-              <w:snapToGrid w:val="0"/>
-              <w:rPr>
-                <w:rFonts w:ascii="游ゴシック" w:eastAsia="游ゴシック" w:hAnsi="游ゴシック"/>
-                <w:sz w:val="20"/>
-              </w:rPr>
-            </w:pPr>
-          </w:p>
-        </w:tc>
-        <w:tc>
-          <w:tcPr>
-            <w:tcW w:w="4935" w:type="dxa"/>
-            <w:vAlign w:val="center"/>
-          </w:tcPr>
-          <w:p>
-            <w:pPr>
-              <w:snapToGrid w:val="0"/>
-              <w:rPr>
-                <w:rFonts w:ascii="游ゴシック" w:eastAsia="游ゴシック" w:hAnsi="游ゴシック"/>
-                <w:sz w:val="20"/>
-              </w:rPr>
-            </w:pPr>
-            <w:r>
-              <w:rPr>
-                <w:rFonts w:ascii="游ゴシック" w:eastAsia="游ゴシック" w:hAnsi="游ゴシック" w:hint="eastAsia"/>
-                <w:sz w:val="20"/>
-              </w:rPr>
-              <w:t>戻るボタンを押下して加入者情報検索画面に戻れる</w:t>
-            </w:r>
-          </w:p>
-        </w:tc>
-        <w:tc>
-          <w:tcPr>
-            <w:tcW w:w="1050" w:type="dxa"/>
-            <w:vAlign w:val="center"/>
-          </w:tcPr>
-          <w:p>
-            <w:pPr>
-              <w:snapToGrid w:val="0"/>
-              <w:jc w:val="center"/>
-              <w:rPr>
-                <w:rFonts w:ascii="游ゴシック" w:eastAsia="游ゴシック" w:hAnsi="游ゴシック"/>
-                <w:sz w:val="20"/>
-              </w:rPr>
-            </w:pPr>
-            <w:r>
-              <w:rPr>
-                <w:rFonts w:ascii="游ゴシック" w:eastAsia="游ゴシック" w:hAnsi="游ゴシック" w:hint="eastAsia"/>
-                <w:sz w:val="20"/>
-              </w:rPr>
-              <w:t>8/12</w:t>
-            </w:r>
-          </w:p>
-        </w:tc>
-        <w:tc>
-          <w:tcPr>
-            <w:tcW w:w="945" w:type="dxa"/>
-            <w:vAlign w:val="center"/>
-          </w:tcPr>
-          <w:p>
-            <w:pPr>
-              <w:snapToGrid w:val="0"/>
-              <w:jc w:val="center"/>
-              <w:rPr>
-                <w:rFonts w:ascii="游ゴシック" w:eastAsia="游ゴシック" w:hAnsi="游ゴシック"/>
-                <w:sz w:val="20"/>
-              </w:rPr>
-            </w:pPr>
-            <w:r>
-              <w:rPr>
-                <w:rFonts w:ascii="游ゴシック" w:eastAsia="游ゴシック" w:hAnsi="游ゴシック" w:hint="eastAsia"/>
-                <w:sz w:val="20"/>
-              </w:rPr>
-              <w:t>O</w:t>
-            </w:r>
-            <w:r>
-              <w:rPr>
-                <w:rFonts w:ascii="游ゴシック" w:eastAsia="游ゴシック" w:hAnsi="游ゴシック"/>
-                <w:sz w:val="20"/>
-              </w:rPr>
-              <w:t>K</w:t>
-            </w:r>
-          </w:p>
-        </w:tc>
-        <w:tc>
-          <w:tcPr>
-            <w:tcW w:w="2310" w:type="dxa"/>
-            <w:vAlign w:val="center"/>
-          </w:tcPr>
-          <w:p>
-            <w:pPr>
-              <w:snapToGrid w:val="0"/>
-              <w:rPr>
-                <w:rFonts w:ascii="游ゴシック" w:eastAsia="游ゴシック" w:hAnsi="游ゴシック"/>
-                <w:sz w:val="20"/>
-              </w:rPr>
-            </w:pPr>
-          </w:p>
-        </w:tc>
-      </w:tr>
-      <w:tr>
-        <w:trPr>
-          <w:trHeight w:val="567"/>
-        </w:trPr>
-        <w:tc>
-          <w:tcPr>
-            <w:tcW w:w="1050" w:type="dxa"/>
-            <w:vAlign w:val="center"/>
-          </w:tcPr>
-          <w:p>
-            <w:pPr>
-              <w:snapToGrid w:val="0"/>
-              <w:jc w:val="center"/>
-              <w:rPr>
-                <w:rFonts w:ascii="游ゴシック" w:eastAsia="游ゴシック" w:hAnsi="游ゴシック"/>
-                <w:sz w:val="20"/>
-              </w:rPr>
-            </w:pPr>
-            <w:r>
-              <w:rPr>
-                <w:rFonts w:ascii="游ゴシック" w:eastAsia="游ゴシック" w:hAnsi="游ゴシック" w:hint="eastAsia"/>
-                <w:sz w:val="20"/>
-              </w:rPr>
-              <w:t>7</w:t>
-            </w:r>
-          </w:p>
-        </w:tc>
-        <w:tc>
-          <w:tcPr>
-            <w:tcW w:w="5355" w:type="dxa"/>
-            <w:vMerge w:val="restart"/>
-            <w:vAlign w:val="center"/>
-          </w:tcPr>
-          <w:p>
-            <w:pPr>
-              <w:snapToGrid w:val="0"/>
-              <w:rPr>
-                <w:rFonts w:ascii="游ゴシック" w:eastAsia="游ゴシック" w:hAnsi="游ゴシック"/>
-                <w:sz w:val="20"/>
-              </w:rPr>
-            </w:pPr>
-            <w:r>
-              <w:rPr>
-                <w:rFonts w:ascii="游ゴシック" w:eastAsia="游ゴシック" w:hAnsi="游ゴシック" w:hint="eastAsia"/>
-                <w:sz w:val="20"/>
-              </w:rPr>
-              <w:t>「メールアドレス」「氏名」両方入力ありで検索ボタン押下</w:t>
-            </w:r>
-          </w:p>
-        </w:tc>
-        <w:tc>
-          <w:tcPr>
-            <w:tcW w:w="4935" w:type="dxa"/>
-            <w:vAlign w:val="center"/>
-          </w:tcPr>
-          <w:p>
-            <w:pPr>
-              <w:snapToGrid w:val="0"/>
-              <w:rPr>
-                <w:rFonts w:ascii="游ゴシック" w:eastAsia="游ゴシック" w:hAnsi="游ゴシック"/>
-                <w:sz w:val="20"/>
-              </w:rPr>
-            </w:pPr>
-            <w:r>
-              <w:rPr>
-                <w:rFonts w:ascii="游ゴシック" w:eastAsia="游ゴシック" w:hAnsi="游ゴシック" w:hint="eastAsia"/>
-                <w:sz w:val="20"/>
-              </w:rPr>
-              <w:t>「メールアドレス」「氏名」両方に情報を入力して検索ボタンを押下したとき、入力した情報が加入者情報テーブルの「メールアドレス」「氏名」の両方に部分一致したユーザー情報を表示される</w:t>
-            </w:r>
-          </w:p>
-        </w:tc>
-        <w:tc>
-          <w:tcPr>
-            <w:tcW w:w="1050" w:type="dxa"/>
-            <w:vAlign w:val="center"/>
-          </w:tcPr>
-          <w:p>
-            <w:pPr>
-              <w:snapToGrid w:val="0"/>
-              <w:jc w:val="center"/>
-              <w:rPr>
-                <w:rFonts w:ascii="游ゴシック" w:eastAsia="游ゴシック" w:hAnsi="游ゴシック"/>
-                <w:sz w:val="20"/>
-              </w:rPr>
-            </w:pPr>
-            <w:r>
-              <w:rPr>
-                <w:rFonts w:ascii="游ゴシック" w:eastAsia="游ゴシック" w:hAnsi="游ゴシック" w:hint="eastAsia"/>
-                <w:sz w:val="20"/>
-              </w:rPr>
-              <w:t>8/12</w:t>
-            </w:r>
-          </w:p>
-        </w:tc>
-        <w:tc>
-          <w:tcPr>
-            <w:tcW w:w="945" w:type="dxa"/>
-            <w:vAlign w:val="center"/>
-          </w:tcPr>
-          <w:p>
-            <w:pPr>
-              <w:snapToGrid w:val="0"/>
-              <w:jc w:val="center"/>
-              <w:rPr>
-                <w:rFonts w:ascii="游ゴシック" w:eastAsia="游ゴシック" w:hAnsi="游ゴシック"/>
-                <w:sz w:val="20"/>
-              </w:rPr>
-            </w:pPr>
-            <w:r>
-              <w:rPr>
-                <w:rFonts w:ascii="游ゴシック" w:eastAsia="游ゴシック" w:hAnsi="游ゴシック" w:hint="eastAsia"/>
-                <w:sz w:val="20"/>
-              </w:rPr>
-              <w:t>O</w:t>
-            </w:r>
-            <w:r>
-              <w:rPr>
-                <w:rFonts w:ascii="游ゴシック" w:eastAsia="游ゴシック" w:hAnsi="游ゴシック"/>
-                <w:sz w:val="20"/>
-              </w:rPr>
-              <w:t>K</w:t>
-            </w:r>
-          </w:p>
-        </w:tc>
-        <w:tc>
-          <w:tcPr>
-            <w:tcW w:w="2310" w:type="dxa"/>
-            <w:vAlign w:val="center"/>
-          </w:tcPr>
-          <w:p>
-            <w:pPr>
-              <w:snapToGrid w:val="0"/>
-              <w:rPr>
-                <w:rFonts w:ascii="游ゴシック" w:eastAsia="游ゴシック" w:hAnsi="游ゴシック"/>
-                <w:sz w:val="20"/>
-              </w:rPr>
-            </w:pPr>
-            <w:r>
-              <w:rPr>
-                <w:rFonts w:ascii="游ゴシック" w:eastAsia="游ゴシック" w:hAnsi="游ゴシック" w:hint="eastAsia"/>
-                <w:sz w:val="20"/>
-              </w:rPr>
-              <w:t xml:space="preserve">メールアドレスに部分一致 </w:t>
-            </w:r>
-            <w:r>
-              <w:rPr>
-                <w:rFonts w:ascii="游ゴシック" w:eastAsia="游ゴシック" w:hAnsi="游ゴシック"/>
-                <w:sz w:val="20"/>
-              </w:rPr>
-              <w:t xml:space="preserve">&amp;&amp; </w:t>
-            </w:r>
-            <w:r>
-              <w:rPr>
-                <w:rFonts w:ascii="游ゴシック" w:eastAsia="游ゴシック" w:hAnsi="游ゴシック" w:hint="eastAsia"/>
-                <w:sz w:val="20"/>
-              </w:rPr>
-              <w:t>氏名に部分一致</w:t>
-            </w:r>
-          </w:p>
-        </w:tc>
-      </w:tr>
-      <w:tr>
-        <w:trPr>
-          <w:trHeight w:val="567"/>
-        </w:trPr>
-        <w:tc>
-          <w:tcPr>
-            <w:tcW w:w="1050" w:type="dxa"/>
-            <w:vAlign w:val="center"/>
-          </w:tcPr>
-          <w:p>
-            <w:pPr>
-              <w:snapToGrid w:val="0"/>
-              <w:jc w:val="center"/>
-              <w:rPr>
-                <w:rFonts w:ascii="游ゴシック" w:eastAsia="游ゴシック" w:hAnsi="游ゴシック"/>
-                <w:sz w:val="20"/>
-              </w:rPr>
-            </w:pPr>
-            <w:r>
-              <w:rPr>
-                <w:rFonts w:ascii="游ゴシック" w:eastAsia="游ゴシック" w:hAnsi="游ゴシック" w:hint="eastAsia"/>
-                <w:sz w:val="20"/>
-              </w:rPr>
-              <w:t>8</w:t>
-            </w:r>
-          </w:p>
-        </w:tc>
-        <w:tc>
-          <w:tcPr>
-            <w:tcW w:w="5355" w:type="dxa"/>
-            <w:vMerge/>
-            <w:vAlign w:val="center"/>
-          </w:tcPr>
-          <w:p>
-            <w:pPr>
-              <w:snapToGrid w:val="0"/>
-              <w:rPr>
-                <w:rFonts w:ascii="游ゴシック" w:eastAsia="游ゴシック" w:hAnsi="游ゴシック"/>
-                <w:sz w:val="20"/>
-              </w:rPr>
-            </w:pPr>
-          </w:p>
-        </w:tc>
-        <w:tc>
-          <w:tcPr>
-            <w:tcW w:w="4935" w:type="dxa"/>
-            <w:vAlign w:val="center"/>
-          </w:tcPr>
-          <w:p>
-            <w:pPr>
-              <w:snapToGrid w:val="0"/>
-              <w:rPr>
-                <w:rFonts w:ascii="游ゴシック" w:eastAsia="游ゴシック" w:hAnsi="游ゴシック"/>
-                <w:sz w:val="20"/>
-              </w:rPr>
-            </w:pPr>
-            <w:r>
-              <w:rPr>
-                <w:rFonts w:ascii="游ゴシック" w:eastAsia="游ゴシック" w:hAnsi="游ゴシック" w:hint="eastAsia"/>
-                <w:sz w:val="20"/>
-              </w:rPr>
-              <w:t>戻るボタンを押下して加入者情報検索画面に戻れる</w:t>
-            </w:r>
-          </w:p>
-        </w:tc>
-        <w:tc>
-          <w:tcPr>
-            <w:tcW w:w="1050" w:type="dxa"/>
-            <w:vAlign w:val="center"/>
-          </w:tcPr>
-          <w:p>
-            <w:pPr>
-              <w:snapToGrid w:val="0"/>
-              <w:jc w:val="center"/>
-              <w:rPr>
-                <w:rFonts w:ascii="游ゴシック" w:eastAsia="游ゴシック" w:hAnsi="游ゴシック"/>
-                <w:sz w:val="20"/>
-              </w:rPr>
-            </w:pPr>
-            <w:r>
-              <w:rPr>
-                <w:rFonts w:ascii="游ゴシック" w:eastAsia="游ゴシック" w:hAnsi="游ゴシック" w:hint="eastAsia"/>
-                <w:sz w:val="20"/>
-              </w:rPr>
-              <w:t>8/12</w:t>
-            </w:r>
-          </w:p>
-        </w:tc>
-        <w:tc>
-          <w:tcPr>
-            <w:tcW w:w="945" w:type="dxa"/>
-            <w:vAlign w:val="center"/>
-          </w:tcPr>
-          <w:p>
-            <w:pPr>
-              <w:snapToGrid w:val="0"/>
-              <w:jc w:val="center"/>
-              <w:rPr>
-                <w:rFonts w:ascii="游ゴシック" w:eastAsia="游ゴシック" w:hAnsi="游ゴシック"/>
-                <w:sz w:val="20"/>
-              </w:rPr>
-            </w:pPr>
-            <w:r>
-              <w:rPr>
-                <w:rFonts w:ascii="游ゴシック" w:eastAsia="游ゴシック" w:hAnsi="游ゴシック" w:hint="eastAsia"/>
-                <w:sz w:val="20"/>
-              </w:rPr>
-              <w:t>O</w:t>
-            </w:r>
-            <w:r>
-              <w:rPr>
-                <w:rFonts w:ascii="游ゴシック" w:eastAsia="游ゴシック" w:hAnsi="游ゴシック"/>
-                <w:sz w:val="20"/>
-              </w:rPr>
-              <w:t>K</w:t>
-            </w:r>
-          </w:p>
-        </w:tc>
-        <w:tc>
-          <w:tcPr>
-            <w:tcW w:w="2310" w:type="dxa"/>
-            <w:vAlign w:val="center"/>
-          </w:tcPr>
-          <w:p>
-            <w:pPr>
-              <w:snapToGrid w:val="0"/>
-              <w:rPr>
-                <w:rFonts w:ascii="游ゴシック" w:eastAsia="游ゴシック" w:hAnsi="游ゴシック"/>
-                <w:sz w:val="20"/>
-              </w:rPr>
-            </w:pPr>
-          </w:p>
-        </w:tc>
-      </w:tr>
-      <w:tr>
-        <w:trPr>
-          <w:trHeight w:val="567"/>
-        </w:trPr>
-        <w:tc>
-          <w:tcPr>
-            <w:tcW w:w="1050" w:type="dxa"/>
-            <w:vAlign w:val="center"/>
-          </w:tcPr>
-          <w:p>
-            <w:pPr>
-              <w:snapToGrid w:val="0"/>
-              <w:jc w:val="center"/>
-              <w:rPr>
-                <w:rFonts w:ascii="游ゴシック" w:eastAsia="游ゴシック" w:hAnsi="游ゴシック"/>
-                <w:sz w:val="20"/>
-              </w:rPr>
-            </w:pPr>
-            <w:r>
-              <w:rPr>
-                <w:rFonts w:ascii="游ゴシック" w:eastAsia="游ゴシック" w:hAnsi="游ゴシック" w:hint="eastAsia"/>
-                <w:sz w:val="20"/>
-              </w:rPr>
-              <w:t>9</w:t>
-            </w:r>
-          </w:p>
-        </w:tc>
-        <w:tc>
-          <w:tcPr>
-            <w:tcW w:w="5355" w:type="dxa"/>
-            <w:vAlign w:val="center"/>
-          </w:tcPr>
-          <w:p>
-            <w:pPr>
-              <w:snapToGrid w:val="0"/>
-              <w:rPr>
-                <w:rFonts w:ascii="游ゴシック" w:eastAsia="游ゴシック" w:hAnsi="游ゴシック"/>
-                <w:sz w:val="20"/>
-              </w:rPr>
-            </w:pPr>
-          </w:p>
-        </w:tc>
-        <w:tc>
-          <w:tcPr>
-            <w:tcW w:w="4935" w:type="dxa"/>
-            <w:vAlign w:val="center"/>
-          </w:tcPr>
-          <w:p>
-            <w:pPr>
-              <w:snapToGrid w:val="0"/>
-              <w:rPr>
-                <w:rFonts w:ascii="游ゴシック" w:eastAsia="游ゴシック" w:hAnsi="游ゴシック"/>
-                <w:sz w:val="20"/>
-              </w:rPr>
-            </w:pPr>
-          </w:p>
-        </w:tc>
-        <w:tc>
-          <w:tcPr>
-            <w:tcW w:w="1050" w:type="dxa"/>
-            <w:vAlign w:val="center"/>
-          </w:tcPr>
-          <w:p>
-            <w:pPr>
-              <w:snapToGrid w:val="0"/>
-              <w:jc w:val="center"/>
-              <w:rPr>
-                <w:rFonts w:ascii="游ゴシック" w:eastAsia="游ゴシック" w:hAnsi="游ゴシック"/>
-                <w:sz w:val="20"/>
-              </w:rPr>
-            </w:pPr>
-          </w:p>
-        </w:tc>
-        <w:tc>
-          <w:tcPr>
-            <w:tcW w:w="945" w:type="dxa"/>
-            <w:vAlign w:val="center"/>
-          </w:tcPr>
-          <w:p>
-            <w:pPr>
-              <w:snapToGrid w:val="0"/>
-              <w:jc w:val="center"/>
-              <w:rPr>
-                <w:rFonts w:ascii="游ゴシック" w:eastAsia="游ゴシック" w:hAnsi="游ゴシック"/>
-                <w:sz w:val="20"/>
-              </w:rPr>
-            </w:pPr>
-          </w:p>
-        </w:tc>
-        <w:tc>
-          <w:tcPr>
-            <w:tcW w:w="2310" w:type="dxa"/>
-            <w:vAlign w:val="center"/>
-          </w:tcPr>
-          <w:p>
-            <w:pPr>
-              <w:snapToGrid w:val="0"/>
-              <w:rPr>
-                <w:rFonts w:ascii="游ゴシック" w:eastAsia="游ゴシック" w:hAnsi="游ゴシック"/>
-                <w:sz w:val="20"/>
-              </w:rPr>
-            </w:pPr>
-          </w:p>
-        </w:tc>
-      </w:tr>
-      <w:tr>
-        <w:trPr>
-          <w:trHeight w:val="567"/>
-        </w:trPr>
-        <w:tc>
-          <w:tcPr>
-            <w:tcW w:w="1050" w:type="dxa"/>
-            <w:vAlign w:val="center"/>
-          </w:tcPr>
-          <w:p>
-            <w:pPr>
-              <w:snapToGrid w:val="0"/>
-              <w:jc w:val="center"/>
-              <w:rPr>
-                <w:rFonts w:ascii="游ゴシック" w:eastAsia="游ゴシック" w:hAnsi="游ゴシック"/>
-                <w:sz w:val="20"/>
-              </w:rPr>
-            </w:pPr>
-            <w:r>
-              <w:rPr>
-                <w:rFonts w:ascii="游ゴシック" w:eastAsia="游ゴシック" w:hAnsi="游ゴシック" w:hint="eastAsia"/>
-                <w:sz w:val="20"/>
-              </w:rPr>
-              <w:t>1</w:t>
-            </w:r>
-            <w:r>
-              <w:rPr>
-                <w:rFonts w:ascii="游ゴシック" w:eastAsia="游ゴシック" w:hAnsi="游ゴシック"/>
-                <w:sz w:val="20"/>
-              </w:rPr>
-              <w:t>0</w:t>
-            </w:r>
-          </w:p>
-        </w:tc>
-        <w:tc>
-          <w:tcPr>
-            <w:tcW w:w="5355" w:type="dxa"/>
-            <w:vAlign w:val="center"/>
-          </w:tcPr>
-          <w:p>
-            <w:pPr>
-              <w:snapToGrid w:val="0"/>
-              <w:rPr>
-                <w:rFonts w:ascii="游ゴシック" w:eastAsia="游ゴシック" w:hAnsi="游ゴシック"/>
-                <w:sz w:val="20"/>
-              </w:rPr>
-            </w:pPr>
-          </w:p>
-        </w:tc>
-        <w:tc>
-          <w:tcPr>
-            <w:tcW w:w="4935" w:type="dxa"/>
-            <w:vAlign w:val="center"/>
-          </w:tcPr>
-          <w:p>
-            <w:pPr>
-              <w:snapToGrid w:val="0"/>
-              <w:rPr>
-                <w:rFonts w:ascii="游ゴシック" w:eastAsia="游ゴシック" w:hAnsi="游ゴシック"/>
-                <w:sz w:val="20"/>
-              </w:rPr>
-            </w:pPr>
-          </w:p>
-        </w:tc>
-        <w:tc>
-          <w:tcPr>
-            <w:tcW w:w="1050" w:type="dxa"/>
-            <w:vAlign w:val="center"/>
-          </w:tcPr>
-          <w:p>
-            <w:pPr>
-              <w:snapToGrid w:val="0"/>
-              <w:jc w:val="center"/>
-              <w:rPr>
-                <w:rFonts w:ascii="游ゴシック" w:eastAsia="游ゴシック" w:hAnsi="游ゴシック"/>
-                <w:sz w:val="20"/>
-              </w:rPr>
-            </w:pPr>
-          </w:p>
-        </w:tc>
-        <w:tc>
-          <w:tcPr>
-            <w:tcW w:w="945" w:type="dxa"/>
-            <w:vAlign w:val="center"/>
-          </w:tcPr>
-          <w:p>
-            <w:pPr>
-              <w:snapToGrid w:val="0"/>
-              <w:jc w:val="center"/>
-              <w:rPr>
-                <w:rFonts w:ascii="游ゴシック" w:eastAsia="游ゴシック" w:hAnsi="游ゴシック"/>
-                <w:sz w:val="20"/>
-              </w:rPr>
-            </w:pPr>
-          </w:p>
-        </w:tc>
-        <w:tc>
-          <w:tcPr>
-            <w:tcW w:w="2310" w:type="dxa"/>
-            <w:vAlign w:val="center"/>
-          </w:tcPr>
-          <w:p>
-            <w:pPr>
-              <w:snapToGrid w:val="0"/>
-              <w:rPr>
-                <w:rFonts w:ascii="游ゴシック" w:eastAsia="游ゴシック" w:hAnsi="游ゴシック"/>
-                <w:sz w:val="20"/>
-              </w:rPr>
-            </w:pPr>
-          </w:p>
-        </w:tc>
-      </w:tr>
-      <w:tr>
-        <w:trPr>
-          <w:trHeight w:val="567"/>
-        </w:trPr>
-        <w:tc>
-          <w:tcPr>
-            <w:tcW w:w="1050" w:type="dxa"/>
-            <w:vAlign w:val="center"/>
-          </w:tcPr>
-          <w:p>
-            <w:pPr>
-              <w:snapToGrid w:val="0"/>
-              <w:jc w:val="center"/>
-              <w:rPr>
-                <w:rFonts w:ascii="游ゴシック" w:eastAsia="游ゴシック" w:hAnsi="游ゴシック"/>
-                <w:sz w:val="20"/>
-              </w:rPr>
-            </w:pPr>
-            <w:r>
-              <w:rPr>
-                <w:rFonts w:ascii="游ゴシック" w:eastAsia="游ゴシック" w:hAnsi="游ゴシック" w:hint="eastAsia"/>
-                <w:sz w:val="20"/>
-              </w:rPr>
               <w:lastRenderedPageBreak/>
-              <w:t>1</w:t>
-            </w:r>
-            <w:r>
-              <w:rPr>
-                <w:rFonts w:ascii="游ゴシック" w:eastAsia="游ゴシック" w:hAnsi="游ゴシック"/>
-                <w:sz w:val="20"/>
-              </w:rPr>
-              <w:t>1</w:t>
-            </w:r>
-          </w:p>
-        </w:tc>
-        <w:tc>
-          <w:tcPr>
-            <w:tcW w:w="5355" w:type="dxa"/>
-            <w:vAlign w:val="center"/>
-          </w:tcPr>
-          <w:p>
-            <w:pPr>
-              <w:snapToGrid w:val="0"/>
-              <w:rPr>
-                <w:rFonts w:ascii="游ゴシック" w:eastAsia="游ゴシック" w:hAnsi="游ゴシック"/>
-                <w:sz w:val="20"/>
-              </w:rPr>
-            </w:pPr>
-          </w:p>
-        </w:tc>
-        <w:tc>
-          <w:tcPr>
-            <w:tcW w:w="4935" w:type="dxa"/>
-            <w:vAlign w:val="center"/>
-          </w:tcPr>
-          <w:p>
-            <w:pPr>
-              <w:snapToGrid w:val="0"/>
-              <w:rPr>
-                <w:rFonts w:ascii="游ゴシック" w:eastAsia="游ゴシック" w:hAnsi="游ゴシック"/>
-                <w:sz w:val="20"/>
-              </w:rPr>
-            </w:pPr>
-          </w:p>
-        </w:tc>
-        <w:tc>
-          <w:tcPr>
-            <w:tcW w:w="1050" w:type="dxa"/>
-            <w:vAlign w:val="center"/>
-          </w:tcPr>
-          <w:p>
-            <w:pPr>
-              <w:snapToGrid w:val="0"/>
-              <w:jc w:val="center"/>
-              <w:rPr>
-                <w:rFonts w:ascii="游ゴシック" w:eastAsia="游ゴシック" w:hAnsi="游ゴシック"/>
-                <w:sz w:val="20"/>
-              </w:rPr>
-            </w:pPr>
-          </w:p>
-        </w:tc>
-        <w:tc>
-          <w:tcPr>
-            <w:tcW w:w="945" w:type="dxa"/>
-            <w:vAlign w:val="center"/>
-          </w:tcPr>
-          <w:p>
-            <w:pPr>
-              <w:snapToGrid w:val="0"/>
-              <w:jc w:val="center"/>
-              <w:rPr>
-                <w:rFonts w:ascii="游ゴシック" w:eastAsia="游ゴシック" w:hAnsi="游ゴシック"/>
-                <w:sz w:val="20"/>
-              </w:rPr>
-            </w:pPr>
-          </w:p>
-        </w:tc>
-        <w:tc>
-          <w:tcPr>
-            <w:tcW w:w="2310" w:type="dxa"/>
-            <w:vAlign w:val="center"/>
-          </w:tcPr>
-          <w:p>
-            <w:pPr>
-              <w:snapToGrid w:val="0"/>
-              <w:rPr>
-                <w:rFonts w:ascii="游ゴシック" w:eastAsia="游ゴシック" w:hAnsi="游ゴシック"/>
-                <w:sz w:val="20"/>
-              </w:rPr>
-            </w:pPr>
-          </w:p>
-        </w:tc>
-      </w:tr>
-      <w:tr>
-        <w:trPr>
-          <w:trHeight w:val="567"/>
-        </w:trPr>
-        <w:tc>
-          <w:tcPr>
-            <w:tcW w:w="1050" w:type="dxa"/>
-            <w:vAlign w:val="center"/>
-          </w:tcPr>
-          <w:p>
-            <w:pPr>
-              <w:snapToGrid w:val="0"/>
-              <w:jc w:val="center"/>
-              <w:rPr>
-                <w:rFonts w:ascii="游ゴシック" w:eastAsia="游ゴシック" w:hAnsi="游ゴシック"/>
-                <w:sz w:val="20"/>
-              </w:rPr>
-            </w:pPr>
-            <w:r>
-              <w:rPr>
-                <w:rFonts w:ascii="游ゴシック" w:eastAsia="游ゴシック" w:hAnsi="游ゴシック" w:hint="eastAsia"/>
-                <w:sz w:val="20"/>
-              </w:rPr>
               <w:t>1</w:t>
             </w:r>
             <w:r>
@@ -3737,21 +3469,6 @@
 </file>
 
 <file path=customXml/item1.xml><?xml version="1.0" encoding="utf-8"?>
-<p:properties xmlns:p="http://schemas.microsoft.com/office/2006/metadata/properties" xmlns:xsi="http://www.w3.org/2001/XMLSchema-instance" xmlns:pc="http://schemas.microsoft.com/office/infopath/2007/PartnerControls">
-  <documentManagement/>
-</p:properties>
-</file>
-
-<file path=customXml/item2.xml><?xml version="1.0" encoding="utf-8"?>
-<?mso-contentType ?>
-<FormTemplates xmlns="http://schemas.microsoft.com/sharepoint/v3/contenttype/forms">
-  <Display>DocumentLibraryForm</Display>
-  <Edit>DocumentLibraryForm</Edit>
-  <New>DocumentLibraryForm</New>
-</FormTemplates>
-</file>
-
-<file path=customXml/item3.xml><?xml version="1.0" encoding="utf-8"?>
 <ct:contentTypeSchema xmlns:ct="http://schemas.microsoft.com/office/2006/metadata/contentType" xmlns:ma="http://schemas.microsoft.com/office/2006/metadata/properties/metaAttributes" ct:_="" ma:_="" ma:contentTypeName="ドキュメント" ma:contentTypeID="0x010100C424317A42AA8449A97AAE94730ED181" ma:contentTypeVersion="6" ma:contentTypeDescription="新しいドキュメントを作成します。" ma:contentTypeScope="" ma:versionID="9df5c7ff725c9e365f8a8503f6029c6b">
   <xsd:schema xmlns:xsd="http://www.w3.org/2001/XMLSchema" xmlns:xs="http://www.w3.org/2001/XMLSchema" xmlns:p="http://schemas.microsoft.com/office/2006/metadata/properties" xmlns:ns2="dab87824-9c6b-4a08-9c96-9c9ea904f12c" targetNamespace="http://schemas.microsoft.com/office/2006/metadata/properties" ma:root="true" ma:fieldsID="98e3d8fd3bbedc5b58bd9df00d6be37e" ns2:_="">
     <xsd:import namespace="dab87824-9c6b-4a08-9c96-9c9ea904f12c"/>
@@ -3909,24 +3626,22 @@
 </ct:contentTypeSchema>
 </file>
 
-<file path=customXml/itemProps1.xml><?xml version="1.0" encoding="utf-8"?>
-<ds:datastoreItem xmlns:ds="http://schemas.openxmlformats.org/officeDocument/2006/customXml" ds:itemID="{659CE7E0-3E2F-4787-B142-08E029C04E10}">
-  <ds:schemaRefs>
-    <ds:schemaRef ds:uri="http://schemas.microsoft.com/office/2006/metadata/properties"/>
-    <ds:schemaRef ds:uri="http://schemas.microsoft.com/office/infopath/2007/PartnerControls"/>
-  </ds:schemaRefs>
-</ds:datastoreItem>
+<file path=customXml/item2.xml><?xml version="1.0" encoding="utf-8"?>
+<?mso-contentType ?>
+<FormTemplates xmlns="http://schemas.microsoft.com/sharepoint/v3/contenttype/forms">
+  <Display>DocumentLibraryForm</Display>
+  <Edit>DocumentLibraryForm</Edit>
+  <New>DocumentLibraryForm</New>
+</FormTemplates>
 </file>
 
-<file path=customXml/itemProps2.xml><?xml version="1.0" encoding="utf-8"?>
-<ds:datastoreItem xmlns:ds="http://schemas.openxmlformats.org/officeDocument/2006/customXml" ds:itemID="{F4DA52B9-D4DF-4BEC-A5A3-5484E5EB747B}">
-  <ds:schemaRefs>
-    <ds:schemaRef ds:uri="http://schemas.microsoft.com/sharepoint/v3/contenttype/forms"/>
-  </ds:schemaRefs>
-</ds:datastoreItem>
+<file path=customXml/item3.xml><?xml version="1.0" encoding="utf-8"?>
+<p:properties xmlns:p="http://schemas.microsoft.com/office/2006/metadata/properties" xmlns:xsi="http://www.w3.org/2001/XMLSchema-instance" xmlns:pc="http://schemas.microsoft.com/office/infopath/2007/PartnerControls">
+  <documentManagement/>
+</p:properties>
 </file>
 
-<file path=customXml/itemProps3.xml><?xml version="1.0" encoding="utf-8"?>
+<file path=customXml/itemProps1.xml><?xml version="1.0" encoding="utf-8"?>
 <ds:datastoreItem xmlns:ds="http://schemas.openxmlformats.org/officeDocument/2006/customXml" ds:itemID="{76261B67-5531-4ED1-B087-165B04D1226E}">
   <ds:schemaRefs>
     <ds:schemaRef ds:uri="http://schemas.microsoft.com/office/2006/metadata/contentType"/>
@@ -3942,4 +3657,21 @@
     <ds:schemaRef ds:uri="http://schemas.microsoft.com/internal/obd"/>
   </ds:schemaRefs>
 </ds:datastoreItem>
+</file>
+
+<file path=customXml/itemProps2.xml><?xml version="1.0" encoding="utf-8"?>
+<ds:datastoreItem xmlns:ds="http://schemas.openxmlformats.org/officeDocument/2006/customXml" ds:itemID="{F4DA52B9-D4DF-4BEC-A5A3-5484E5EB747B}">
+  <ds:schemaRefs>
+    <ds:schemaRef ds:uri="http://schemas.microsoft.com/sharepoint/v3/contenttype/forms"/>
+  </ds:schemaRefs>
+</ds:datastoreItem>
+</file>
+
+<file path=customXml/itemProps3.xml><?xml version="1.0" encoding="utf-8"?>
+<ds:datastoreItem xmlns:ds="http://schemas.openxmlformats.org/officeDocument/2006/customXml" ds:itemID="{659CE7E0-3E2F-4787-B142-08E029C04E10}">
+  <ds:schemaRefs>
+    <ds:schemaRef ds:uri="http://schemas.microsoft.com/office/2006/metadata/properties"/>
+    <ds:schemaRef ds:uri="http://schemas.microsoft.com/office/infopath/2007/PartnerControls"/>
+  </ds:schemaRefs>
+</ds:datastoreItem>
 </file>